--- a/Working Documents/Timeline for Extension Request.docx
+++ b/Working Documents/Timeline for Extension Request.docx
@@ -244,19 +244,11 @@
                 <w:lang w:val="en-US"/>
               </w:rPr>
             </w:pPr>
-            <w:proofErr w:type="gramStart"/>
-            <w:r>
-              <w:rPr>
-                <w:lang w:val="en-US"/>
-              </w:rPr>
-              <w:t>Write</w:t>
-            </w:r>
-            <w:proofErr w:type="gramEnd"/>
-            <w:r>
-              <w:rPr>
-                <w:lang w:val="en-US"/>
-              </w:rPr>
-              <w:t xml:space="preserve"> Research Methods Chapters</w:t>
+            <w:r>
+              <w:rPr>
+                <w:lang w:val="en-US"/>
+              </w:rPr>
+              <w:t>Write Research Methods Chapters</w:t>
             </w:r>
           </w:p>
         </w:tc>

--- a/Working Documents/Timeline for Extension Request.docx
+++ b/Working Documents/Timeline for Extension Request.docx
@@ -766,6 +766,23 @@
           <w:lang w:val="en-US"/>
         </w:rPr>
       </w:pPr>
+    </w:p>
+    <w:p>
+      <w:pPr>
+        <w:rPr>
+          <w:sz w:val="28"/>
+          <w:szCs w:val="28"/>
+          <w:lang w:val="en-US"/>
+        </w:rPr>
+      </w:pPr>
+      <w:r>
+        <w:rPr>
+          <w:sz w:val="28"/>
+          <w:szCs w:val="28"/>
+          <w:lang w:val="en-US"/>
+        </w:rPr>
+        <w:t>Note that we are requesting a full year extension although the anticipated timeline is as above.</w:t>
+      </w:r>
     </w:p>
     <w:sectPr>
       <w:headerReference w:type="default" r:id="rId6"/>
